--- a/output/site/ai/resume.uk.docx
+++ b/output/site/ai/resume.uk.docx
@@ -49,7 +49,7 @@
         <w:t xml:space="preserve">Python: </w:t>
       </w:r>
       <w:r>
-        <w:t>Python 3.11, FastAPI, SQLAlchemy 2, Alembic, Pydantic, Typer, pytest</w:t>
+        <w:t>Python 3.11, FastAPI, SQLAlchemy 2, pytest</w:t>
       </w:r>
     </w:p>
     <w:p>
@@ -60,7 +60,7 @@
         <w:t xml:space="preserve">Мова та ML: </w:t>
       </w:r>
       <w:r>
-        <w:t>faster-whisper (CUDA), pyannote.audio, VAD, Діаризація мовців, PyTorch / GPU, WASAPI</w:t>
+        <w:t>faster-whisper (CUDA), pyannote.audio, VAD, PyTorch / GPU</w:t>
       </w:r>
     </w:p>
     <w:p>
@@ -71,7 +71,7 @@
         <w:t xml:space="preserve">Дані: </w:t>
       </w:r>
       <w:r>
-        <w:t>PostgreSQL, Playwright, selectolax, NumPy</w:t>
+        <w:t>PostgreSQL, Playwright</w:t>
       </w:r>
     </w:p>
     <w:p>
@@ -82,29 +82,7 @@
         <w:t xml:space="preserve">ІІ-агенти: </w:t>
       </w:r>
       <w:r>
-        <w:t>Claude Code, MCP-сервери, Субагенти та хуки, Інструменти для агентів (CDP)</w:t>
-      </w:r>
-    </w:p>
-    <w:p>
-      <w:r>
-        <w:rPr>
-          <w:b/>
-        </w:rPr>
-        <w:t xml:space="preserve">Веб: </w:t>
-      </w:r>
-      <w:r>
-        <w:t>Next.js 16, React 19, NestJS, TypeScript</w:t>
-      </w:r>
-    </w:p>
-    <w:p>
-      <w:r>
-        <w:rPr>
-          <w:b/>
-        </w:rPr>
-        <w:t xml:space="preserve">Промисловий фон: </w:t>
-      </w:r>
-      <w:r>
-        <w:t>C#, .NET 7, MS SQL Server, Delphi 12</w:t>
+        <w:t>Claude Code, MCP-сервери</w:t>
       </w:r>
     </w:p>
     <w:p>
@@ -149,23 +127,7 @@
         <w:pStyle w:val="ListBullet"/>
       </w:pPr>
       <w:r>
-        <w:t>Парсер нерухомості на Python: SQLAlchemy 2 і Alembic поверх PostgreSQL, Playwright та selectolax, CLI на Typer, pytest і ruff.</w:t>
-      </w:r>
-    </w:p>
-    <w:p>
-      <w:pPr>
-        <w:pStyle w:val="ListBullet"/>
-      </w:pPr>
-      <w:r>
         <w:t>Конвеєр збору оголошень із шести джерел із геокодуванням, дедублікацією і публікацією каталогу через GitHub Actions.</w:t>
-      </w:r>
-    </w:p>
-    <w:p>
-      <w:pPr>
-        <w:pStyle w:val="ListBullet"/>
-      </w:pPr>
-      <w:r>
-        <w:t>Аналізатор legacy-коду: Python розбирає .dfm і .pas та звіряє виклики процедур, Next.js показує карту системи з анотаціями.</w:t>
       </w:r>
     </w:p>
     <w:p>
@@ -181,7 +143,7 @@
         <w:rPr>
           <w:b/>
         </w:rPr>
-        <w:t>Провідний прикладний програміст, АТБ-Маркет, Дніпро</w:t>
+        <w:t>Провідний прикладний програміст, АТБ-Маркет (найбільша продуктова мережа України), Дніпро</w:t>
       </w:r>
     </w:p>
     <w:p>
@@ -195,14 +157,6 @@
       </w:pPr>
       <w:r>
         <w:t>З 2018 паралельно будую внутрішні сервіси на ASP.NET Core і Angular: доступи, аудит, звітність, інтеграції — 33 системи мережі містять мій код.</w:t>
-      </w:r>
-    </w:p>
-    <w:p>
-      <w:pPr>
-        <w:pStyle w:val="ListBullet"/>
-      </w:pPr>
-      <w:r>
-        <w:t>Відповідаю за клієнтську частину торгової системи мережі: 955 модулів, 828 форм, MS SQL — документи постачання, ціни, фіскальні накладні.</w:t>
       </w:r>
     </w:p>
     <w:p>

--- a/output/site/ai/resume.uk.docx
+++ b/output/site/ai/resume.uk.docx
@@ -25,12 +25,12 @@
     </w:p>
     <w:p>
       <w:r>
-        <w:t>Десять років промислової розробки — і власний трек у Python та ML. Побудував голосовий пайплайн реального часу: faster-whisper на CUDA, діаризація pyannote, VAD і потокова обробка — 55 модулів, 15 500 рядків Python, з регресійними замірами затримки та RTF. Поряд — конвеєри даних на SQLAlchemy і Playwright та щоденна робота з ІІ-агентами.</w:t>
+        <w:t>Десять років промислової розробки — і власний трек у Python та ML. Побудував голосовий пайплайн реального часу: faster-whisper на CUDA, діаризація pyannote, VAD і потокова обробка, з регресійними замірами затримки та RTF. Поряд — конвеєри даних на SQLAlchemy і Playwright та щоденна робота з ІІ-агентами.</w:t>
       </w:r>
     </w:p>
     <w:p>
       <w:r>
-        <w:t>15 500 рядків — Python у голосовому пайплайні: 55 модулів, STT і діаризація · 27 — репозиторіїв за 2026 рік: фриланс і власні проєкти · 6 джерел — у конвеєрі збору оголошень: OLX, ЛУН, Rieltor, Metrazh, Telegram, FB · 10 років — у виробничих системах роздрібу, з 2016 і донині</w:t>
+        <w:t>27 — репозиторіїв за 2026 рік: фриланс і власні проєкти · 6 джерел — у конвеєрі збору оголошень: OLX, ЛУН, Rieltor, Metrazh, Telegram, FB · 10 років — у виробничих системах роздрібу, з 2016 і донині</w:t>
       </w:r>
     </w:p>
     <w:p>
@@ -111,7 +111,7 @@
         <w:pStyle w:val="ListBullet"/>
       </w:pPr>
       <w:r>
-        <w:t>Голосовий пайплайн реального часу: faster-whisper на CUDA, діаризація pyannote, VAD, потоковий захват WASAPI — 55 модулів, 15 500 рядків Python.</w:t>
+        <w:t>Голосовий пайплайн реального часу: faster-whisper на CUDA, діаризація pyannote, VAD, потоковий захват WASAPI.</w:t>
       </w:r>
     </w:p>
     <w:p>
